--- a/워드/A1_학생용_워크북.docx
+++ b/워드/A1_학생용_워크북.docx
@@ -1653,7 +1653,7 @@
                 <w:rFonts w:ascii="맑은 고딕" w:hAnsi="맑은 고딕" w:eastAsia="맑은 고딕"/>
                 <w:sz w:val="20"/>
               </w:rPr>
-              <w:t>- 회의: {{meeting}}</w:t>
+              <w:t>- 회의: [무슨 회의였나]</w:t>
             </w:r>
           </w:p>
           <w:p>
@@ -1665,7 +1665,7 @@
                 <w:rFonts w:ascii="맑은 고딕" w:hAnsi="맑은 고딕" w:eastAsia="맑은 고딕"/>
                 <w:sz w:val="20"/>
               </w:rPr>
-              <w:t>- 일시: {{when}}</w:t>
+              <w:t>- 일시: [날짜와 시간]</w:t>
             </w:r>
           </w:p>
           <w:p>
@@ -1677,7 +1677,7 @@
                 <w:rFonts w:ascii="맑은 고딕" w:hAnsi="맑은 고딕" w:eastAsia="맑은 고딕"/>
                 <w:sz w:val="20"/>
               </w:rPr>
-              <w:t>- 참석: {{who}}</w:t>
+              <w:t>- 참석: [참석자]</w:t>
             </w:r>
           </w:p>
           <w:p>
@@ -1689,7 +1689,7 @@
                 <w:rFonts w:ascii="맑은 고딕" w:hAnsi="맑은 고딕" w:eastAsia="맑은 고딕"/>
                 <w:sz w:val="20"/>
               </w:rPr>
-              <w:t>- 목적: {{purpose}}</w:t>
+              <w:t>- 목적: [회의 목적 한 줄]</w:t>
             </w:r>
           </w:p>
           <w:p>
@@ -1701,7 +1701,7 @@
                 <w:rFonts w:ascii="맑은 고딕" w:hAnsi="맑은 고딕" w:eastAsia="맑은 고딕"/>
                 <w:sz w:val="20"/>
               </w:rPr>
-              <w:t>- 정해진 것: {{decided}}</w:t>
+              <w:t>- 정해진 것: [정해진 것]</w:t>
             </w:r>
           </w:p>
           <w:p>
@@ -1713,7 +1713,7 @@
                 <w:rFonts w:ascii="맑은 고딕" w:hAnsi="맑은 고딕" w:eastAsia="맑은 고딕"/>
                 <w:sz w:val="20"/>
               </w:rPr>
-              <w:t>- 못 정한 것: {{open}}</w:t>
+              <w:t>- 못 정한 것: [못 정한 것]</w:t>
             </w:r>
           </w:p>
           <w:p>
@@ -1725,7 +1725,7 @@
                 <w:rFonts w:ascii="맑은 고딕" w:hAnsi="맑은 고딕" w:eastAsia="맑은 고딕"/>
                 <w:sz w:val="20"/>
               </w:rPr>
-              <w:t>- 읽을 사람: {{reader}}</w:t>
+              <w:t>- 읽을 사람: [이 회의록을 볼 사람]</w:t>
             </w:r>
           </w:p>
           <w:p>
@@ -1737,7 +1737,7 @@
                 <w:rFonts w:ascii="맑은 고딕" w:hAnsi="맑은 고딕" w:eastAsia="맑은 고딕"/>
                 <w:sz w:val="20"/>
               </w:rPr>
-              <w:t>- 분량과 형식: {{form}}</w:t>
+              <w:t>- 분량과 형식: [분량과 형식]</w:t>
             </w:r>
           </w:p>
           <w:p>
@@ -3152,7 +3152,7 @@
                 <w:rFonts w:ascii="맑은 고딕" w:hAnsi="맑은 고딕" w:eastAsia="맑은 고딕"/>
                 <w:sz w:val="20"/>
               </w:rPr>
-              <w:t>- 읽을 사람은 {{reader}}이고, 분량은 {{form}} 기준이야.</w:t>
+              <w:t>- 읽을 사람은 [이 회의록을 볼 사람]이고, 분량은 [분량과 형식] 기준이야.</w:t>
             </w:r>
           </w:p>
           <w:p>
@@ -4136,7 +4136,7 @@
                 <w:rFonts w:ascii="맑은 고딕" w:hAnsi="맑은 고딕" w:eastAsia="맑은 고딕"/>
                 <w:sz w:val="20"/>
               </w:rPr>
-              <w:t>- 분량은 {{form}}, 읽는 사람은 {{reader}}야.</w:t>
+              <w:t>- 분량은 [분량과 형식], 읽는 사람은 [이 회의록을 볼 사람]야.</w:t>
             </w:r>
           </w:p>
           <w:p>
@@ -4860,7 +4860,7 @@
                 <w:rFonts w:ascii="맑은 고딕" w:hAnsi="맑은 고딕" w:eastAsia="맑은 고딕"/>
                 <w:sz w:val="20"/>
               </w:rPr>
-              <w:t>전체를 {{form}} 안에 들어오게 줄여 주세요. ‘결정 사항’과 ‘할 일’은 줄이지 마세요.</w:t>
+              <w:t>전체를 [분량과 형식] 안에 들어오게 줄여 주세요. ‘결정 사항’과 ‘할 일’은 줄이지 마세요.</w:t>
             </w:r>
           </w:p>
         </w:tc>
@@ -6305,7 +6305,7 @@
                 <w:rFonts w:ascii="맑은 고딕" w:hAnsi="맑은 고딕" w:eastAsia="맑은 고딕"/>
                 <w:sz w:val="20"/>
               </w:rPr>
-              <w:t>이번엔 네가 {{reader}}이야. 이 회의록에서 부족하다고 느낄 점 3가지를 말해 줘. 칭찬은 하지 마.</w:t>
+              <w:t>이번엔 네가 [이 회의록을 볼 사람]이야. 이 회의록에서 부족하다고 느낄 점 3가지를 말해 줘. 칭찬은 하지 마.</w:t>
             </w:r>
           </w:p>
         </w:tc>

--- a/워드/A1_학생용_워크북.docx
+++ b/워드/A1_학생용_워크북.docx
@@ -6821,7 +6821,7 @@
           <w:color w:val="5B6675"/>
           <w:sz w:val="19"/>
         </w:rPr>
-        <w:t>AI를 썼다는 사실은 숨기는 게 아니라 밝히는 것입니다. 1단계에서 정한 약속이고, 평가의 근거가 됩니다.</w:t>
+        <w:t>AI를 썼다는 사실은 숨기는 게 아니라 밝히는 것입니다. 이 수업의 약속이고, 평가의 근거가 됩니다.</w:t>
       </w:r>
     </w:p>
     <w:p>

--- a/워드/A1_학생용_워크북.docx
+++ b/워드/A1_학생용_워크북.docx
@@ -2490,6 +2490,81 @@
         <w:t>▷ 기록 — AI가 던진 질문 5개를 그대로 붙여넣으세요</w:t>
       </w:r>
     </w:p>
+    <w:p>
+      <w:pPr>
+        <w:spacing w:before="0" w:after="0"/>
+        <w:ind w:left="170"/>
+      </w:pPr>
+      <w:r>
+        <w:rPr>
+          <w:rFonts w:ascii="맑은 고딕" w:hAnsi="맑은 고딕" w:eastAsia="맑은 고딕"/>
+          <w:b w:val="0"/>
+          <w:color w:val="9AA4B2"/>
+          <w:sz w:val="18"/>
+        </w:rPr>
+        <w:t>1.</w:t>
+      </w:r>
+    </w:p>
+    <w:p>
+      <w:pPr>
+        <w:spacing w:before="0" w:after="0"/>
+        <w:ind w:left="170"/>
+      </w:pPr>
+      <w:r>
+        <w:rPr>
+          <w:rFonts w:ascii="맑은 고딕" w:hAnsi="맑은 고딕" w:eastAsia="맑은 고딕"/>
+          <w:b w:val="0"/>
+          <w:color w:val="9AA4B2"/>
+          <w:sz w:val="18"/>
+        </w:rPr>
+        <w:t>2.</w:t>
+      </w:r>
+    </w:p>
+    <w:p>
+      <w:pPr>
+        <w:spacing w:before="0" w:after="0"/>
+        <w:ind w:left="170"/>
+      </w:pPr>
+      <w:r>
+        <w:rPr>
+          <w:rFonts w:ascii="맑은 고딕" w:hAnsi="맑은 고딕" w:eastAsia="맑은 고딕"/>
+          <w:b w:val="0"/>
+          <w:color w:val="9AA4B2"/>
+          <w:sz w:val="18"/>
+        </w:rPr>
+        <w:t>3.</w:t>
+      </w:r>
+    </w:p>
+    <w:p>
+      <w:pPr>
+        <w:spacing w:before="0" w:after="0"/>
+        <w:ind w:left="170"/>
+      </w:pPr>
+      <w:r>
+        <w:rPr>
+          <w:rFonts w:ascii="맑은 고딕" w:hAnsi="맑은 고딕" w:eastAsia="맑은 고딕"/>
+          <w:b w:val="0"/>
+          <w:color w:val="9AA4B2"/>
+          <w:sz w:val="18"/>
+        </w:rPr>
+        <w:t>4.</w:t>
+      </w:r>
+    </w:p>
+    <w:p>
+      <w:pPr>
+        <w:spacing w:before="0" w:after="0"/>
+        <w:ind w:left="170"/>
+      </w:pPr>
+      <w:r>
+        <w:rPr>
+          <w:rFonts w:ascii="맑은 고딕" w:hAnsi="맑은 고딕" w:eastAsia="맑은 고딕"/>
+          <w:b w:val="0"/>
+          <w:color w:val="9AA4B2"/>
+          <w:sz w:val="18"/>
+        </w:rPr>
+        <w:t>5.</w:t>
+      </w:r>
+    </w:p>
     <w:tbl>
       <w:tblPr>
         <w:tblW w:type="auto" w:w="0"/>
@@ -2501,7 +2576,7 @@
       </w:tblGrid>
       <w:tr>
         <w:trPr>
-          <w:trHeight w:hRule="atLeast" w:val="2041"/>
+          <w:trHeight w:hRule="atLeast" w:val="1049"/>
         </w:trPr>
         <w:tc>
           <w:tcPr>
@@ -2918,6 +2993,36 @@
         <w:t>▷ 기록 — 내가 답한 내용을 붙여넣으세요</w:t>
       </w:r>
     </w:p>
+    <w:p>
+      <w:pPr>
+        <w:spacing w:before="0" w:after="0"/>
+        <w:ind w:left="170"/>
+      </w:pPr>
+      <w:r>
+        <w:rPr>
+          <w:rFonts w:ascii="맑은 고딕" w:hAnsi="맑은 고딕" w:eastAsia="맑은 고딕"/>
+          <w:b w:val="0"/>
+          <w:color w:val="9AA4B2"/>
+          <w:sz w:val="18"/>
+        </w:rPr>
+        <w:t>1) …</w:t>
+      </w:r>
+    </w:p>
+    <w:p>
+      <w:pPr>
+        <w:spacing w:before="0" w:after="0"/>
+        <w:ind w:left="170"/>
+      </w:pPr>
+      <w:r>
+        <w:rPr>
+          <w:rFonts w:ascii="맑은 고딕" w:hAnsi="맑은 고딕" w:eastAsia="맑은 고딕"/>
+          <w:b w:val="0"/>
+          <w:color w:val="9AA4B2"/>
+          <w:sz w:val="18"/>
+        </w:rPr>
+        <w:t>2) …</w:t>
+      </w:r>
+    </w:p>
     <w:tbl>
       <w:tblPr>
         <w:tblW w:type="auto" w:w="0"/>
@@ -2929,7 +3034,7 @@
       </w:tblGrid>
       <w:tr>
         <w:trPr>
-          <w:trHeight w:hRule="atLeast" w:val="2041"/>
+          <w:trHeight w:hRule="atLeast" w:val="1644"/>
         </w:trPr>
         <w:tc>
           <w:tcPr>
@@ -3459,6 +3564,36 @@
         <w:t>▷ 기록 — AI가 만든 뼈대를 붙여넣으세요</w:t>
       </w:r>
     </w:p>
+    <w:p>
+      <w:pPr>
+        <w:spacing w:before="0" w:after="0"/>
+        <w:ind w:left="170"/>
+      </w:pPr>
+      <w:r>
+        <w:rPr>
+          <w:rFonts w:ascii="맑은 고딕" w:hAnsi="맑은 고딕" w:eastAsia="맑은 고딕"/>
+          <w:b w:val="0"/>
+          <w:color w:val="9AA4B2"/>
+          <w:sz w:val="18"/>
+        </w:rPr>
+        <w:t>1. …</w:t>
+      </w:r>
+    </w:p>
+    <w:p>
+      <w:pPr>
+        <w:spacing w:before="0" w:after="0"/>
+        <w:ind w:left="170"/>
+      </w:pPr>
+      <w:r>
+        <w:rPr>
+          <w:rFonts w:ascii="맑은 고딕" w:hAnsi="맑은 고딕" w:eastAsia="맑은 고딕"/>
+          <w:b w:val="0"/>
+          <w:color w:val="9AA4B2"/>
+          <w:sz w:val="18"/>
+        </w:rPr>
+        <w:t>2. …</w:t>
+      </w:r>
+    </w:p>
     <w:tbl>
       <w:tblPr>
         <w:tblW w:type="auto" w:w="0"/>
@@ -3470,7 +3605,7 @@
       </w:tblGrid>
       <w:tr>
         <w:trPr>
-          <w:trHeight w:hRule="atLeast" w:val="2041"/>
+          <w:trHeight w:hRule="atLeast" w:val="1644"/>
         </w:trPr>
         <w:tc>
           <w:tcPr>
@@ -3865,6 +4000,36 @@
         <w:t>▷ 기록 — 최종 확정된 뼈대를 붙여넣으세요</w:t>
       </w:r>
     </w:p>
+    <w:p>
+      <w:pPr>
+        <w:spacing w:before="0" w:after="0"/>
+        <w:ind w:left="170"/>
+      </w:pPr>
+      <w:r>
+        <w:rPr>
+          <w:rFonts w:ascii="맑은 고딕" w:hAnsi="맑은 고딕" w:eastAsia="맑은 고딕"/>
+          <w:b w:val="0"/>
+          <w:color w:val="9AA4B2"/>
+          <w:sz w:val="18"/>
+        </w:rPr>
+        <w:t>1. …</w:t>
+      </w:r>
+    </w:p>
+    <w:p>
+      <w:pPr>
+        <w:spacing w:before="0" w:after="0"/>
+        <w:ind w:left="170"/>
+      </w:pPr>
+      <w:r>
+        <w:rPr>
+          <w:rFonts w:ascii="맑은 고딕" w:hAnsi="맑은 고딕" w:eastAsia="맑은 고딕"/>
+          <w:b w:val="0"/>
+          <w:color w:val="9AA4B2"/>
+          <w:sz w:val="18"/>
+        </w:rPr>
+        <w:t>2. …</w:t>
+      </w:r>
+    </w:p>
     <w:tbl>
       <w:tblPr>
         <w:tblW w:type="auto" w:w="0"/>
@@ -3876,7 +4041,7 @@
       </w:tblGrid>
       <w:tr>
         <w:trPr>
-          <w:trHeight w:hRule="atLeast" w:val="2041"/>
+          <w:trHeight w:hRule="atLeast" w:val="1644"/>
         </w:trPr>
         <w:tc>
           <w:tcPr>
@@ -4587,6 +4752,36 @@
         <w:t>▷ 기록 — 1차 정리된 회의록을 붙여넣으세요 (길어도 그대로)</w:t>
       </w:r>
     </w:p>
+    <w:p>
+      <w:pPr>
+        <w:spacing w:before="0" w:after="0"/>
+        <w:ind w:left="170"/>
+      </w:pPr>
+      <w:r>
+        <w:rPr>
+          <w:rFonts w:ascii="맑은 고딕" w:hAnsi="맑은 고딕" w:eastAsia="맑은 고딕"/>
+          <w:b w:val="0"/>
+          <w:color w:val="9AA4B2"/>
+          <w:sz w:val="18"/>
+        </w:rPr>
+        <w:t>회의 개요</w:t>
+      </w:r>
+    </w:p>
+    <w:p>
+      <w:pPr>
+        <w:spacing w:before="0" w:after="0"/>
+        <w:ind w:left="170"/>
+      </w:pPr>
+      <w:r>
+        <w:rPr>
+          <w:rFonts w:ascii="맑은 고딕" w:hAnsi="맑은 고딕" w:eastAsia="맑은 고딕"/>
+          <w:b w:val="0"/>
+          <w:color w:val="9AA4B2"/>
+          <w:sz w:val="18"/>
+        </w:rPr>
+        <w:t>…</w:t>
+      </w:r>
+    </w:p>
     <w:tbl>
       <w:tblPr>
         <w:tblW w:type="auto" w:w="0"/>
@@ -4598,7 +4793,7 @@
       </w:tblGrid>
       <w:tr>
         <w:trPr>
-          <w:trHeight w:hRule="atLeast" w:val="4252"/>
+          <w:trHeight w:hRule="atLeast" w:val="3855"/>
         </w:trPr>
         <w:tc>
           <w:tcPr>
@@ -5082,6 +5277,51 @@
         <w:t>▷ 기록 — 세 번의 요청과, 각각 무엇이 달라졌는지 적으세요</w:t>
       </w:r>
     </w:p>
+    <w:p>
+      <w:pPr>
+        <w:spacing w:before="0" w:after="0"/>
+        <w:ind w:left="170"/>
+      </w:pPr>
+      <w:r>
+        <w:rPr>
+          <w:rFonts w:ascii="맑은 고딕" w:hAnsi="맑은 고딕" w:eastAsia="맑은 고딕"/>
+          <w:b w:val="0"/>
+          <w:color w:val="9AA4B2"/>
+          <w:sz w:val="18"/>
+        </w:rPr>
+        <w:t xml:space="preserve">① 문체 → </w:t>
+      </w:r>
+    </w:p>
+    <w:p>
+      <w:pPr>
+        <w:spacing w:before="0" w:after="0"/>
+        <w:ind w:left="170"/>
+      </w:pPr>
+      <w:r>
+        <w:rPr>
+          <w:rFonts w:ascii="맑은 고딕" w:hAnsi="맑은 고딕" w:eastAsia="맑은 고딕"/>
+          <w:b w:val="0"/>
+          <w:color w:val="9AA4B2"/>
+          <w:sz w:val="18"/>
+        </w:rPr>
+        <w:t xml:space="preserve">② 분량 → </w:t>
+      </w:r>
+    </w:p>
+    <w:p>
+      <w:pPr>
+        <w:spacing w:before="0" w:after="0"/>
+        <w:ind w:left="170"/>
+      </w:pPr>
+      <w:r>
+        <w:rPr>
+          <w:rFonts w:ascii="맑은 고딕" w:hAnsi="맑은 고딕" w:eastAsia="맑은 고딕"/>
+          <w:b w:val="0"/>
+          <w:color w:val="9AA4B2"/>
+          <w:sz w:val="18"/>
+        </w:rPr>
+        <w:t xml:space="preserve">③ 요약 3줄 → </w:t>
+      </w:r>
+    </w:p>
     <w:tbl>
       <w:tblPr>
         <w:tblW w:type="auto" w:w="0"/>
@@ -5093,7 +5333,7 @@
       </w:tblGrid>
       <w:tr>
         <w:trPr>
-          <w:trHeight w:hRule="atLeast" w:val="2041"/>
+          <w:trHeight w:hRule="atLeast" w:val="1446"/>
         </w:trPr>
         <w:tc>
           <w:tcPr>
@@ -5502,6 +5742,81 @@
         <w:t>▷ 기록 — 고쳐 받은 ‘할 일’ 표와 ‘미결 사항’을 붙여넣으세요</w:t>
       </w:r>
     </w:p>
+    <w:p>
+      <w:pPr>
+        <w:spacing w:before="0" w:after="0"/>
+        <w:ind w:left="170"/>
+      </w:pPr>
+      <w:r>
+        <w:rPr>
+          <w:rFonts w:ascii="맑은 고딕" w:hAnsi="맑은 고딕" w:eastAsia="맑은 고딕"/>
+          <w:b w:val="0"/>
+          <w:color w:val="9AA4B2"/>
+          <w:sz w:val="18"/>
+        </w:rPr>
+        <w:t>[할 일]</w:t>
+      </w:r>
+    </w:p>
+    <w:p>
+      <w:pPr>
+        <w:spacing w:before="0" w:after="0"/>
+        <w:ind w:left="170"/>
+      </w:pPr>
+      <w:r>
+        <w:rPr>
+          <w:rFonts w:ascii="맑은 고딕" w:hAnsi="맑은 고딕" w:eastAsia="맑은 고딕"/>
+          <w:b w:val="0"/>
+          <w:color w:val="9AA4B2"/>
+          <w:sz w:val="18"/>
+        </w:rPr>
+        <w:t>…</w:t>
+      </w:r>
+    </w:p>
+    <w:p>
+      <w:pPr>
+        <w:spacing w:before="0" w:after="0"/>
+        <w:ind w:left="170"/>
+      </w:pPr>
+      <w:r>
+        <w:rPr>
+          <w:rFonts w:ascii="맑은 고딕" w:hAnsi="맑은 고딕" w:eastAsia="맑은 고딕"/>
+          <w:b w:val="0"/>
+          <w:color w:val="9AA4B2"/>
+          <w:sz w:val="18"/>
+        </w:rPr>
+        <w:t xml:space="preserve"> </w:t>
+      </w:r>
+    </w:p>
+    <w:p>
+      <w:pPr>
+        <w:spacing w:before="0" w:after="0"/>
+        <w:ind w:left="170"/>
+      </w:pPr>
+      <w:r>
+        <w:rPr>
+          <w:rFonts w:ascii="맑은 고딕" w:hAnsi="맑은 고딕" w:eastAsia="맑은 고딕"/>
+          <w:b w:val="0"/>
+          <w:color w:val="9AA4B2"/>
+          <w:sz w:val="18"/>
+        </w:rPr>
+        <w:t>[미결 사항]</w:t>
+      </w:r>
+    </w:p>
+    <w:p>
+      <w:pPr>
+        <w:spacing w:before="0" w:after="0"/>
+        <w:ind w:left="170"/>
+      </w:pPr>
+      <w:r>
+        <w:rPr>
+          <w:rFonts w:ascii="맑은 고딕" w:hAnsi="맑은 고딕" w:eastAsia="맑은 고딕"/>
+          <w:b w:val="0"/>
+          <w:color w:val="9AA4B2"/>
+          <w:sz w:val="18"/>
+        </w:rPr>
+        <w:t>…</w:t>
+      </w:r>
+    </w:p>
     <w:tbl>
       <w:tblPr>
         <w:tblW w:type="auto" w:w="0"/>
@@ -5513,7 +5828,7 @@
       </w:tblGrid>
       <w:tr>
         <w:trPr>
-          <w:trHeight w:hRule="atLeast" w:val="2041"/>
+          <w:trHeight w:hRule="atLeast" w:val="1049"/>
         </w:trPr>
         <w:tc>
           <w:tcPr>
@@ -6032,6 +6347,66 @@
         <w:t>▷ 기록 — 메모에 없던 내용과, 내가 어떻게 처리했는지 적으세요</w:t>
       </w:r>
     </w:p>
+    <w:p>
+      <w:pPr>
+        <w:spacing w:before="0" w:after="0"/>
+        <w:ind w:left="170"/>
+      </w:pPr>
+      <w:r>
+        <w:rPr>
+          <w:rFonts w:ascii="맑은 고딕" w:hAnsi="맑은 고딕" w:eastAsia="맑은 고딕"/>
+          <w:b w:val="0"/>
+          <w:color w:val="9AA4B2"/>
+          <w:sz w:val="18"/>
+        </w:rPr>
+        <w:t>① 회의록 문장:</w:t>
+      </w:r>
+    </w:p>
+    <w:p>
+      <w:pPr>
+        <w:spacing w:before="0" w:after="0"/>
+        <w:ind w:left="170"/>
+      </w:pPr>
+      <w:r>
+        <w:rPr>
+          <w:rFonts w:ascii="맑은 고딕" w:hAnsi="맑은 고딕" w:eastAsia="맑은 고딕"/>
+          <w:b w:val="0"/>
+          <w:color w:val="9AA4B2"/>
+          <w:sz w:val="18"/>
+        </w:rPr>
+        <w:t xml:space="preserve">   메모에 없었음 → 삭제함 / (확인 필요)로 바꿈 / 친구에게 물어 확인함</w:t>
+      </w:r>
+    </w:p>
+    <w:p>
+      <w:pPr>
+        <w:spacing w:before="0" w:after="0"/>
+        <w:ind w:left="170"/>
+      </w:pPr>
+      <w:r>
+        <w:rPr>
+          <w:rFonts w:ascii="맑은 고딕" w:hAnsi="맑은 고딕" w:eastAsia="맑은 고딕"/>
+          <w:b w:val="0"/>
+          <w:color w:val="9AA4B2"/>
+          <w:sz w:val="18"/>
+        </w:rPr>
+        <w:t xml:space="preserve"> </w:t>
+      </w:r>
+    </w:p>
+    <w:p>
+      <w:pPr>
+        <w:spacing w:before="0" w:after="0"/>
+        <w:ind w:left="170"/>
+      </w:pPr>
+      <w:r>
+        <w:rPr>
+          <w:rFonts w:ascii="맑은 고딕" w:hAnsi="맑은 고딕" w:eastAsia="맑은 고딕"/>
+          <w:b w:val="0"/>
+          <w:color w:val="9AA4B2"/>
+          <w:sz w:val="18"/>
+        </w:rPr>
+        <w:t>② …</w:t>
+      </w:r>
+    </w:p>
     <w:tbl>
       <w:tblPr>
         <w:tblW w:type="auto" w:w="0"/>
@@ -6043,7 +6418,7 @@
       </w:tblGrid>
       <w:tr>
         <w:trPr>
-          <w:trHeight w:hRule="atLeast" w:val="2041"/>
+          <w:trHeight w:hRule="atLeast" w:val="1247"/>
         </w:trPr>
         <w:tc>
           <w:tcPr>
@@ -6405,6 +6780,66 @@
         <w:t>▷ 기록 — 지적받은 것과, 내가 고치기로 한 것을 적으세요</w:t>
       </w:r>
     </w:p>
+    <w:p>
+      <w:pPr>
+        <w:spacing w:before="0" w:after="0"/>
+        <w:ind w:left="170"/>
+      </w:pPr>
+      <w:r>
+        <w:rPr>
+          <w:rFonts w:ascii="맑은 고딕" w:hAnsi="맑은 고딕" w:eastAsia="맑은 고딕"/>
+          <w:b w:val="0"/>
+          <w:color w:val="9AA4B2"/>
+          <w:sz w:val="18"/>
+        </w:rPr>
+        <w:t>알 수 없는 것 1)</w:t>
+      </w:r>
+    </w:p>
+    <w:p>
+      <w:pPr>
+        <w:spacing w:before="0" w:after="0"/>
+        <w:ind w:left="170"/>
+      </w:pPr>
+      <w:r>
+        <w:rPr>
+          <w:rFonts w:ascii="맑은 고딕" w:hAnsi="맑은 고딕" w:eastAsia="맑은 고딕"/>
+          <w:b w:val="0"/>
+          <w:color w:val="9AA4B2"/>
+          <w:sz w:val="18"/>
+        </w:rPr>
+        <w:t>2)</w:t>
+      </w:r>
+    </w:p>
+    <w:p>
+      <w:pPr>
+        <w:spacing w:before="0" w:after="0"/>
+        <w:ind w:left="170"/>
+      </w:pPr>
+      <w:r>
+        <w:rPr>
+          <w:rFonts w:ascii="맑은 고딕" w:hAnsi="맑은 고딕" w:eastAsia="맑은 고딕"/>
+          <w:b w:val="0"/>
+          <w:color w:val="9AA4B2"/>
+          <w:sz w:val="18"/>
+        </w:rPr>
+        <w:t>3)</w:t>
+      </w:r>
+    </w:p>
+    <w:p>
+      <w:pPr>
+        <w:spacing w:before="0" w:after="0"/>
+        <w:ind w:left="170"/>
+      </w:pPr>
+      <w:r>
+        <w:rPr>
+          <w:rFonts w:ascii="맑은 고딕" w:hAnsi="맑은 고딕" w:eastAsia="맑은 고딕"/>
+          <w:b w:val="0"/>
+          <w:color w:val="9AA4B2"/>
+          <w:sz w:val="18"/>
+        </w:rPr>
+        <w:t>→ 내가 고친 것:</w:t>
+      </w:r>
+    </w:p>
     <w:tbl>
       <w:tblPr>
         <w:tblW w:type="auto" w:w="0"/>
@@ -6416,7 +6851,7 @@
       </w:tblGrid>
       <w:tr>
         <w:trPr>
-          <w:trHeight w:hRule="atLeast" w:val="2041"/>
+          <w:trHeight w:hRule="atLeast" w:val="1247"/>
         </w:trPr>
         <w:tc>
           <w:tcPr>
@@ -6676,6 +7111,111 @@
         <w:t>▷ 기록 — 내가 고친 곳을 3군데 이상 적으세요</w:t>
       </w:r>
     </w:p>
+    <w:p>
+      <w:pPr>
+        <w:spacing w:before="0" w:after="0"/>
+        <w:ind w:left="170"/>
+      </w:pPr>
+      <w:r>
+        <w:rPr>
+          <w:rFonts w:ascii="맑은 고딕" w:hAnsi="맑은 고딕" w:eastAsia="맑은 고딕"/>
+          <w:b w:val="0"/>
+          <w:color w:val="9AA4B2"/>
+          <w:sz w:val="18"/>
+        </w:rPr>
+        <w:t>1) 어디: 다음 회의 날짜</w:t>
+      </w:r>
+    </w:p>
+    <w:p>
+      <w:pPr>
+        <w:spacing w:before="0" w:after="0"/>
+        <w:ind w:left="170"/>
+      </w:pPr>
+      <w:r>
+        <w:rPr>
+          <w:rFonts w:ascii="맑은 고딕" w:hAnsi="맑은 고딕" w:eastAsia="맑은 고딕"/>
+          <w:b w:val="0"/>
+          <w:color w:val="9AA4B2"/>
+          <w:sz w:val="18"/>
+        </w:rPr>
+        <w:t xml:space="preserve">   왜: AI가 지어낸 날짜였음</w:t>
+      </w:r>
+    </w:p>
+    <w:p>
+      <w:pPr>
+        <w:spacing w:before="0" w:after="0"/>
+        <w:ind w:left="170"/>
+      </w:pPr>
+      <w:r>
+        <w:rPr>
+          <w:rFonts w:ascii="맑은 고딕" w:hAnsi="맑은 고딕" w:eastAsia="맑은 고딕"/>
+          <w:b w:val="0"/>
+          <w:color w:val="9AA4B2"/>
+          <w:sz w:val="18"/>
+        </w:rPr>
+        <w:t xml:space="preserve">   어떻게: 반장에게 확인해 9월 20일로 수정</w:t>
+      </w:r>
+    </w:p>
+    <w:p>
+      <w:pPr>
+        <w:spacing w:before="0" w:after="0"/>
+        <w:ind w:left="170"/>
+      </w:pPr>
+      <w:r>
+        <w:rPr>
+          <w:rFonts w:ascii="맑은 고딕" w:hAnsi="맑은 고딕" w:eastAsia="맑은 고딕"/>
+          <w:b w:val="0"/>
+          <w:color w:val="9AA4B2"/>
+          <w:sz w:val="18"/>
+        </w:rPr>
+        <w:t xml:space="preserve"> </w:t>
+      </w:r>
+    </w:p>
+    <w:p>
+      <w:pPr>
+        <w:spacing w:before="0" w:after="0"/>
+        <w:ind w:left="170"/>
+      </w:pPr>
+      <w:r>
+        <w:rPr>
+          <w:rFonts w:ascii="맑은 고딕" w:hAnsi="맑은 고딕" w:eastAsia="맑은 고딕"/>
+          <w:b w:val="0"/>
+          <w:color w:val="9AA4B2"/>
+          <w:sz w:val="18"/>
+        </w:rPr>
+        <w:t>2) 어디:</w:t>
+      </w:r>
+    </w:p>
+    <w:p>
+      <w:pPr>
+        <w:spacing w:before="0" w:after="0"/>
+        <w:ind w:left="170"/>
+      </w:pPr>
+      <w:r>
+        <w:rPr>
+          <w:rFonts w:ascii="맑은 고딕" w:hAnsi="맑은 고딕" w:eastAsia="맑은 고딕"/>
+          <w:b w:val="0"/>
+          <w:color w:val="9AA4B2"/>
+          <w:sz w:val="18"/>
+        </w:rPr>
+        <w:t xml:space="preserve">   왜:</w:t>
+      </w:r>
+    </w:p>
+    <w:p>
+      <w:pPr>
+        <w:spacing w:before="0" w:after="0"/>
+        <w:ind w:left="170"/>
+      </w:pPr>
+      <w:r>
+        <w:rPr>
+          <w:rFonts w:ascii="맑은 고딕" w:hAnsi="맑은 고딕" w:eastAsia="맑은 고딕"/>
+          <w:b w:val="0"/>
+          <w:color w:val="9AA4B2"/>
+          <w:sz w:val="18"/>
+        </w:rPr>
+        <w:t xml:space="preserve">   어떻게:</w:t>
+      </w:r>
+    </w:p>
     <w:tbl>
       <w:tblPr>
         <w:tblW w:type="auto" w:w="0"/>
@@ -6687,7 +7227,7 @@
       </w:tblGrid>
       <w:tr>
         <w:trPr>
-          <w:trHeight w:hRule="atLeast" w:val="4252"/>
+          <w:trHeight w:hRule="atLeast" w:val="2863"/>
         </w:trPr>
         <w:tc>
           <w:tcPr>
@@ -6838,6 +7378,96 @@
         <w:t>▷ 기록 — 사용 기록을 채우세요</w:t>
       </w:r>
     </w:p>
+    <w:p>
+      <w:pPr>
+        <w:spacing w:before="0" w:after="0"/>
+        <w:ind w:left="170"/>
+      </w:pPr>
+      <w:r>
+        <w:rPr>
+          <w:rFonts w:ascii="맑은 고딕" w:hAnsi="맑은 고딕" w:eastAsia="맑은 고딕"/>
+          <w:b w:val="0"/>
+          <w:color w:val="9AA4B2"/>
+          <w:sz w:val="18"/>
+        </w:rPr>
+        <w:t>· 사용한 AI:</w:t>
+      </w:r>
+    </w:p>
+    <w:p>
+      <w:pPr>
+        <w:spacing w:before="0" w:after="0"/>
+        <w:ind w:left="170"/>
+      </w:pPr>
+      <w:r>
+        <w:rPr>
+          <w:rFonts w:ascii="맑은 고딕" w:hAnsi="맑은 고딕" w:eastAsia="맑은 고딕"/>
+          <w:b w:val="0"/>
+          <w:color w:val="9AA4B2"/>
+          <w:sz w:val="18"/>
+        </w:rPr>
+        <w:t>· 주고받은 횟수: 약    회</w:t>
+      </w:r>
+    </w:p>
+    <w:p>
+      <w:pPr>
+        <w:spacing w:before="0" w:after="0"/>
+        <w:ind w:left="170"/>
+      </w:pPr>
+      <w:r>
+        <w:rPr>
+          <w:rFonts w:ascii="맑은 고딕" w:hAnsi="맑은 고딕" w:eastAsia="맑은 고딕"/>
+          <w:b w:val="0"/>
+          <w:color w:val="9AA4B2"/>
+          <w:sz w:val="18"/>
+        </w:rPr>
+        <w:t>· AI가 가장 도움이 된 부분:</w:t>
+      </w:r>
+    </w:p>
+    <w:p>
+      <w:pPr>
+        <w:spacing w:before="0" w:after="0"/>
+        <w:ind w:left="170"/>
+      </w:pPr>
+      <w:r>
+        <w:rPr>
+          <w:rFonts w:ascii="맑은 고딕" w:hAnsi="맑은 고딕" w:eastAsia="맑은 고딕"/>
+          <w:b w:val="0"/>
+          <w:color w:val="9AA4B2"/>
+          <w:sz w:val="18"/>
+        </w:rPr>
+        <w:t>· AI 결과 중 내가 고친 부분:</w:t>
+      </w:r>
+    </w:p>
+    <w:p>
+      <w:pPr>
+        <w:spacing w:before="0" w:after="0"/>
+        <w:ind w:left="170"/>
+      </w:pPr>
+      <w:r>
+        <w:rPr>
+          <w:rFonts w:ascii="맑은 고딕" w:hAnsi="맑은 고딕" w:eastAsia="맑은 고딕"/>
+          <w:b w:val="0"/>
+          <w:color w:val="9AA4B2"/>
+          <w:sz w:val="18"/>
+        </w:rPr>
+        <w:t>· 사실 확인한 내용과 방법:</w:t>
+      </w:r>
+    </w:p>
+    <w:p>
+      <w:pPr>
+        <w:spacing w:before="0" w:after="0"/>
+        <w:ind w:left="170"/>
+      </w:pPr>
+      <w:r>
+        <w:rPr>
+          <w:rFonts w:ascii="맑은 고딕" w:hAnsi="맑은 고딕" w:eastAsia="맑은 고딕"/>
+          <w:b w:val="0"/>
+          <w:color w:val="9AA4B2"/>
+          <w:sz w:val="18"/>
+        </w:rPr>
+        <w:t>· AI에게 맡기지 않고 내가 한 일:</w:t>
+      </w:r>
+    </w:p>
     <w:tbl>
       <w:tblPr>
         <w:tblW w:type="auto" w:w="0"/>
@@ -6849,7 +7479,7 @@
       </w:tblGrid>
       <w:tr>
         <w:trPr>
-          <w:trHeight w:hRule="atLeast" w:val="4252"/>
+          <w:trHeight w:hRule="atLeast" w:val="3061"/>
         </w:trPr>
         <w:tc>
           <w:tcPr>
@@ -6983,7 +7613,7 @@
           <w:color w:val="1F53C4"/>
           <w:sz w:val="21"/>
         </w:rPr>
-        <w:t>▶ AI에게 이렇게 보내세요</w:t>
+        <w:t>▶ 이렇게 하세요</w:t>
       </w:r>
     </w:p>
     <w:tbl>
@@ -7109,6 +7739,111 @@
         <w:t>▷ 기록 — 짝의 회의록을 대조한 결과와, 내 회의록에 반영할 점을 적으세요</w:t>
       </w:r>
     </w:p>
+    <w:p>
+      <w:pPr>
+        <w:spacing w:before="0" w:after="0"/>
+        <w:ind w:left="170"/>
+      </w:pPr>
+      <w:r>
+        <w:rPr>
+          <w:rFonts w:ascii="맑은 고딕" w:hAnsi="맑은 고딕" w:eastAsia="맑은 고딕"/>
+          <w:b w:val="0"/>
+          <w:color w:val="9AA4B2"/>
+          <w:sz w:val="18"/>
+        </w:rPr>
+        <w:t>짝의 회의록 대조:</w:t>
+      </w:r>
+    </w:p>
+    <w:p>
+      <w:pPr>
+        <w:spacing w:before="0" w:after="0"/>
+        <w:ind w:left="170"/>
+      </w:pPr>
+      <w:r>
+        <w:rPr>
+          <w:rFonts w:ascii="맑은 고딕" w:hAnsi="맑은 고딕" w:eastAsia="맑은 고딕"/>
+          <w:b w:val="0"/>
+          <w:color w:val="9AA4B2"/>
+          <w:sz w:val="18"/>
+        </w:rPr>
+        <w:t>1) 알 수 있는가:</w:t>
+      </w:r>
+    </w:p>
+    <w:p>
+      <w:pPr>
+        <w:spacing w:before="0" w:after="0"/>
+        <w:ind w:left="170"/>
+      </w:pPr>
+      <w:r>
+        <w:rPr>
+          <w:rFonts w:ascii="맑은 고딕" w:hAnsi="맑은 고딕" w:eastAsia="맑은 고딕"/>
+          <w:b w:val="0"/>
+          <w:color w:val="9AA4B2"/>
+          <w:sz w:val="18"/>
+        </w:rPr>
+        <w:t>2) 할 일 표:</w:t>
+      </w:r>
+    </w:p>
+    <w:p>
+      <w:pPr>
+        <w:spacing w:before="0" w:after="0"/>
+        <w:ind w:left="170"/>
+      </w:pPr>
+      <w:r>
+        <w:rPr>
+          <w:rFonts w:ascii="맑은 고딕" w:hAnsi="맑은 고딕" w:eastAsia="맑은 고딕"/>
+          <w:b w:val="0"/>
+          <w:color w:val="9AA4B2"/>
+          <w:sz w:val="18"/>
+        </w:rPr>
+        <w:t>3) 메모에 없던 내용:</w:t>
+      </w:r>
+    </w:p>
+    <w:p>
+      <w:pPr>
+        <w:spacing w:before="0" w:after="0"/>
+        <w:ind w:left="170"/>
+      </w:pPr>
+      <w:r>
+        <w:rPr>
+          <w:rFonts w:ascii="맑은 고딕" w:hAnsi="맑은 고딕" w:eastAsia="맑은 고딕"/>
+          <w:b w:val="0"/>
+          <w:color w:val="9AA4B2"/>
+          <w:sz w:val="18"/>
+        </w:rPr>
+        <w:t>4) 고칠 곳:</w:t>
+      </w:r>
+    </w:p>
+    <w:p>
+      <w:pPr>
+        <w:spacing w:before="0" w:after="0"/>
+        <w:ind w:left="170"/>
+      </w:pPr>
+      <w:r>
+        <w:rPr>
+          <w:rFonts w:ascii="맑은 고딕" w:hAnsi="맑은 고딕" w:eastAsia="맑은 고딕"/>
+          <w:b w:val="0"/>
+          <w:color w:val="9AA4B2"/>
+          <w:sz w:val="18"/>
+        </w:rPr>
+        <w:t xml:space="preserve"> </w:t>
+      </w:r>
+    </w:p>
+    <w:p>
+      <w:pPr>
+        <w:spacing w:before="0" w:after="0"/>
+        <w:ind w:left="170"/>
+      </w:pPr>
+      <w:r>
+        <w:rPr>
+          <w:rFonts w:ascii="맑은 고딕" w:hAnsi="맑은 고딕" w:eastAsia="맑은 고딕"/>
+          <w:b w:val="0"/>
+          <w:color w:val="9AA4B2"/>
+          <w:sz w:val="18"/>
+        </w:rPr>
+        <w:t>내 회의록에 반영할 점:</w:t>
+      </w:r>
+    </w:p>
     <w:tbl>
       <w:tblPr>
         <w:tblW w:type="auto" w:w="0"/>
@@ -7120,7 +7855,7 @@
       </w:tblGrid>
       <w:tr>
         <w:trPr>
-          <w:trHeight w:hRule="atLeast" w:val="4252"/>
+          <w:trHeight w:hRule="atLeast" w:val="2863"/>
         </w:trPr>
         <w:tc>
           <w:tcPr>
